--- a/word/templates/standard.docx
+++ b/word/templates/standard.docx
@@ -63,7 +63,7 @@
         <w:pStyle w:val="BodyText"/>
       </w:pPr>
       <w:r>
-        <w:t xml:space="preserve">请打开 examples/standard.docx 或 previews/standard.pdf。文字和代码保持可选择、复制和编辑。</w:t>
+        <w:t xml:space="preserve">在线样例：https://github.com/taifuer/typora-template/blob/main/word/examples/standard.docx。预览与说明：https://github.com/taifuer/typora-template/blob/main/word/README.md。</w:t>
       </w:r>
     </w:p>
     <w:sectPr>
